--- a/resources/templates/22专项审计调查报告.docx
+++ b/resources/templates/22专项审计调查报告.docx
@@ -4,67 +4,12 @@
   <w:body>
     <w:p>
       <w:pPr>
-        <w:spacing w:line="560" w:lineRule="atLeast"/>
-        <w:jc w:val="center"/>
-        <w:rPr>
-          <w:rFonts w:ascii="Times New Roman" w:hAnsi="Times New Roman" w:eastAsia="长城小标宋体" w:cs="Times New Roman"/>
-        </w:rPr>
-      </w:pPr>
-      <w:r>
-        <w:rPr>
-          <w:rFonts w:ascii="Times New Roman" w:hAnsi="Times New Roman" w:eastAsia="长城小标宋体" w:cs="Times New Roman"/>
-          <w:color w:val="FF0000"/>
-          <w:spacing w:val="30"/>
-          <w:sz w:val="40"/>
-        </w:rPr>
-        <w:t>****</w:t>
-      </w:r>
-      <w:r>
-        <w:rPr>
-          <w:rFonts w:ascii="Times New Roman" w:hAnsi="Times New Roman" w:eastAsia="长城小标宋体" w:cs="Times New Roman"/>
-          <w:i/>
-          <w:color w:val="FF0000"/>
-          <w:spacing w:val="30"/>
-          <w:sz w:val="40"/>
-        </w:rPr>
-        <w:t>（审计机关全称）</w:t>
-      </w:r>
-    </w:p>
-    <w:p>
-      <w:pPr>
-        <w:pStyle w:val="9"/>
-        <w:tabs>
-          <w:tab w:val="left" w:pos="2205"/>
-          <w:tab w:val="left" w:pos="7245"/>
-        </w:tabs>
-        <w:spacing w:before="0" w:beforeLines="0" w:after="0" w:afterLines="0" w:line="240" w:lineRule="auto"/>
-        <w:ind w:left="-113"/>
-        <w:rPr>
-          <w:rFonts w:ascii="Times New Roman" w:hAnsi="Times New Roman" w:eastAsia="长城小标宋体" w:cs="Times New Roman"/>
-          <w:b/>
-          <w:spacing w:val="20"/>
-          <w:kern w:val="2"/>
-        </w:rPr>
-      </w:pPr>
-      <w:r>
-        <w:rPr>
-          <w:rFonts w:hint="default" w:ascii="Times New Roman" w:hAnsi="Times New Roman" w:eastAsia="长城小标宋体" w:cs="Times New Roman"/>
-          <w:b/>
-          <w:spacing w:val="20"/>
-          <w:kern w:val="2"/>
-        </w:rPr>
-        <w:t>专项审计调查报告</w:t>
-      </w:r>
-    </w:p>
-    <w:p>
-      <w:pPr>
         <w:tabs>
           <w:tab w:val="left" w:pos="2190"/>
           <w:tab w:val="center" w:pos="4096"/>
         </w:tabs>
         <w:snapToGrid w:val="0"/>
         <w:spacing w:line="579" w:lineRule="exact"/>
-        <w:ind w:left="-113"/>
         <w:jc w:val="left"/>
         <w:outlineLvl w:val="0"/>
         <w:rPr>
@@ -72,6 +17,8 @@
           <w:color w:val="FF0000"/>
         </w:rPr>
       </w:pPr>
+      <w:bookmarkStart w:id="0" w:name="_GoBack"/>
+      <w:bookmarkEnd w:id="0"/>
     </w:p>
     <w:p>
       <w:pPr>
@@ -386,7 +333,7 @@
         <w:adjustRightInd w:val="0"/>
         <w:snapToGrid w:val="0"/>
         <w:spacing w:line="579" w:lineRule="exact"/>
-        <w:ind w:left="0" w:leftChars="0" w:right="0" w:rightChars="0" w:firstLine="964" w:firstLineChars="300"/>
+        <w:ind w:left="0" w:leftChars="0" w:right="0" w:rightChars="0" w:firstLine="961" w:firstLineChars="300"/>
         <w:jc w:val="both"/>
         <w:textAlignment w:val="auto"/>
         <w:outlineLvl w:val="9"/>
@@ -414,7 +361,7 @@
         <w:adjustRightInd w:val="0"/>
         <w:snapToGrid w:val="0"/>
         <w:spacing w:line="579" w:lineRule="exact"/>
-        <w:ind w:left="0" w:leftChars="0" w:right="0" w:rightChars="0" w:firstLine="964" w:firstLineChars="300"/>
+        <w:ind w:left="0" w:leftChars="0" w:right="0" w:rightChars="0" w:firstLine="961" w:firstLineChars="300"/>
         <w:jc w:val="both"/>
         <w:textAlignment w:val="auto"/>
         <w:outlineLvl w:val="9"/>
@@ -442,7 +389,7 @@
         <w:adjustRightInd w:val="0"/>
         <w:snapToGrid w:val="0"/>
         <w:spacing w:line="579" w:lineRule="exact"/>
-        <w:ind w:left="0" w:leftChars="0" w:right="0" w:rightChars="0" w:firstLine="964" w:firstLineChars="300"/>
+        <w:ind w:left="0" w:leftChars="0" w:right="0" w:rightChars="0" w:firstLine="961" w:firstLineChars="300"/>
         <w:jc w:val="both"/>
         <w:textAlignment w:val="auto"/>
         <w:outlineLvl w:val="9"/>
@@ -758,8 +705,6 @@
           <w:szCs w:val="32"/>
         </w:rPr>
       </w:pPr>
-      <w:bookmarkStart w:id="0" w:name="_GoBack"/>
-      <w:bookmarkEnd w:id="0"/>
       <w:r>
         <w:rPr>
           <w:rFonts w:hint="default" w:ascii="Times New Roman" w:hAnsi="Times New Roman" w:eastAsia="仿宋_GB2312" w:cs="Times New Roman"/>

--- a/resources/templates/22专项审计调查报告.docx
+++ b/resources/templates/22专项审计调查报告.docx
@@ -457,6 +457,9 @@
           <w:szCs w:val="32"/>
         </w:rPr>
         <w:t>：</w:t>
+      </w:r>
+      <w:r>
+        <w:t>{auditedUnit}</w:t>
       </w:r>
     </w:p>
     <w:p>
@@ -652,6 +655,9 @@
           <w:szCs w:val="32"/>
         </w:rPr>
         <w:t>：</w:t>
+      </w:r>
+      <w:r>
+        <w:t>{projectName}</w:t>
       </w:r>
     </w:p>
     <w:p>
